--- a/templates/af_delivery_address.docx
+++ b/templates/af_delivery_address.docx
@@ -403,7 +403,7 @@
   <w:docDefaults>
     <w:rPrDefault>
       <w:rPr>
-        <w:rFonts w:ascii="Calibri" w:hAnsi="Calibri" w:eastAsia="Calibri" w:cs="Calibri"/>
+        <w:rFonts w:ascii="Arial" w:hAnsi="Arial" w:eastAsia="Arial" w:cs="Arial"/>
         <w:sz w:val="20"/>
         <w:szCs w:val="20"/>
         <w:lang w:val="en-US"/>
@@ -470,7 +470,7 @@
   <w:style w:type="character">
     <w:name w:val="fTitle"/>
     <w:rPr>
-      <w:rFonts w:ascii="Calibri" w:hAnsi="Calibri" w:eastAsia="Calibri" w:cs="Calibri"/>
+      <w:rFonts w:ascii="Arial" w:hAnsi="Arial" w:eastAsia="Arial" w:cs="Arial"/>
       <w:color w:val="0E3B8A"/>
       <w:sz w:val="32"/>
       <w:szCs w:val="32"/>
@@ -481,7 +481,7 @@
   <w:style w:type="character">
     <w:name w:val="fDocType"/>
     <w:rPr>
-      <w:rFonts w:ascii="Calibri" w:hAnsi="Calibri" w:eastAsia="Calibri" w:cs="Calibri"/>
+      <w:rFonts w:ascii="Arial" w:hAnsi="Arial" w:eastAsia="Arial" w:cs="Arial"/>
       <w:color w:val="1A56DB"/>
       <w:sz w:val="28"/>
       <w:szCs w:val="28"/>
@@ -492,7 +492,7 @@
   <w:style w:type="character">
     <w:name w:val="fCompany"/>
     <w:rPr>
-      <w:rFonts w:ascii="Calibri" w:hAnsi="Calibri" w:eastAsia="Calibri" w:cs="Calibri"/>
+      <w:rFonts w:ascii="Arial" w:hAnsi="Arial" w:eastAsia="Arial" w:cs="Arial"/>
       <w:color w:val="0E3B8A"/>
       <w:sz w:val="28"/>
       <w:szCs w:val="28"/>
@@ -503,7 +503,7 @@
   <w:style w:type="character">
     <w:name w:val="fLabel"/>
     <w:rPr>
-      <w:rFonts w:ascii="Calibri" w:hAnsi="Calibri" w:eastAsia="Calibri" w:cs="Calibri"/>
+      <w:rFonts w:ascii="Arial" w:hAnsi="Arial" w:eastAsia="Arial" w:cs="Arial"/>
       <w:sz w:val="20"/>
       <w:szCs w:val="20"/>
       <w:b w:val="1"/>
@@ -513,7 +513,7 @@
   <w:style w:type="character">
     <w:name w:val="fValue"/>
     <w:rPr>
-      <w:rFonts w:ascii="Calibri" w:hAnsi="Calibri" w:eastAsia="Calibri" w:cs="Calibri"/>
+      <w:rFonts w:ascii="Arial" w:hAnsi="Arial" w:eastAsia="Arial" w:cs="Arial"/>
       <w:sz w:val="20"/>
       <w:szCs w:val="20"/>
     </w:rPr>
@@ -521,19 +521,19 @@
   <w:style w:type="character">
     <w:name w:val="fSmall"/>
     <w:rPr>
-      <w:rFonts w:ascii="Calibri" w:hAnsi="Calibri" w:eastAsia="Calibri" w:cs="Calibri"/>
+      <w:rFonts w:ascii="Arial" w:hAnsi="Arial" w:eastAsia="Arial" w:cs="Arial"/>
       <w:color w:val="666666"/>
-      <w:sz w:val="16"/>
-      <w:szCs w:val="16"/>
+      <w:sz w:val="20"/>
+      <w:szCs w:val="20"/>
     </w:rPr>
   </w:style>
   <w:style w:type="character">
     <w:name w:val="fSmallBold"/>
     <w:rPr>
-      <w:rFonts w:ascii="Calibri" w:hAnsi="Calibri" w:eastAsia="Calibri" w:cs="Calibri"/>
+      <w:rFonts w:ascii="Arial" w:hAnsi="Arial" w:eastAsia="Arial" w:cs="Arial"/>
       <w:color w:val="666666"/>
-      <w:sz w:val="16"/>
-      <w:szCs w:val="16"/>
+      <w:sz w:val="20"/>
+      <w:szCs w:val="20"/>
       <w:b w:val="1"/>
       <w:bCs w:val="1"/>
     </w:rPr>
@@ -541,10 +541,10 @@
   <w:style w:type="character">
     <w:name w:val="fTableHeader"/>
     <w:rPr>
-      <w:rFonts w:ascii="Calibri" w:hAnsi="Calibri" w:eastAsia="Calibri" w:cs="Calibri"/>
+      <w:rFonts w:ascii="Arial" w:hAnsi="Arial" w:eastAsia="Arial" w:cs="Arial"/>
       <w:color w:val="FFFFFF"/>
-      <w:sz w:val="18"/>
-      <w:szCs w:val="18"/>
+      <w:sz w:val="20"/>
+      <w:szCs w:val="20"/>
       <w:b w:val="1"/>
       <w:bCs w:val="1"/>
     </w:rPr>
@@ -552,15 +552,15 @@
   <w:style w:type="character">
     <w:name w:val="fTableCell"/>
     <w:rPr>
-      <w:rFonts w:ascii="Calibri" w:hAnsi="Calibri" w:eastAsia="Calibri" w:cs="Calibri"/>
-      <w:sz w:val="18"/>
-      <w:szCs w:val="18"/>
+      <w:rFonts w:ascii="Arial" w:hAnsi="Arial" w:eastAsia="Arial" w:cs="Arial"/>
+      <w:sz w:val="20"/>
+      <w:szCs w:val="20"/>
     </w:rPr>
   </w:style>
   <w:style w:type="character">
     <w:name w:val="fTotalLabel"/>
     <w:rPr>
-      <w:rFonts w:ascii="Calibri" w:hAnsi="Calibri" w:eastAsia="Calibri" w:cs="Calibri"/>
+      <w:rFonts w:ascii="Arial" w:hAnsi="Arial" w:eastAsia="Arial" w:cs="Arial"/>
       <w:sz w:val="20"/>
       <w:szCs w:val="20"/>
       <w:b w:val="1"/>
@@ -570,10 +570,10 @@
   <w:style w:type="character">
     <w:name w:val="fTotalValue"/>
     <w:rPr>
-      <w:rFonts w:ascii="Calibri" w:hAnsi="Calibri" w:eastAsia="Calibri" w:cs="Calibri"/>
+      <w:rFonts w:ascii="Arial" w:hAnsi="Arial" w:eastAsia="Arial" w:cs="Arial"/>
       <w:color w:val="0E3B8A"/>
-      <w:sz w:val="22"/>
-      <w:szCs w:val="22"/>
+      <w:sz w:val="20"/>
+      <w:szCs w:val="20"/>
       <w:b w:val="1"/>
       <w:bCs w:val="1"/>
     </w:rPr>
@@ -581,9 +581,9 @@
   <w:style w:type="character">
     <w:name w:val="fAddressLabel"/>
     <w:rPr>
-      <w:rFonts w:ascii="Calibri" w:hAnsi="Calibri" w:eastAsia="Calibri" w:cs="Calibri"/>
-      <w:sz w:val="22"/>
-      <w:szCs w:val="22"/>
+      <w:rFonts w:ascii="Arial" w:hAnsi="Arial" w:eastAsia="Arial" w:cs="Arial"/>
+      <w:sz w:val="20"/>
+      <w:szCs w:val="20"/>
       <w:b w:val="1"/>
       <w:bCs w:val="1"/>
     </w:rPr>
@@ -591,9 +591,9 @@
   <w:style w:type="character">
     <w:name w:val="fAddressName"/>
     <w:rPr>
-      <w:rFonts w:ascii="Calibri" w:hAnsi="Calibri" w:eastAsia="Calibri" w:cs="Calibri"/>
-      <w:sz w:val="26"/>
-      <w:szCs w:val="26"/>
+      <w:rFonts w:ascii="Arial" w:hAnsi="Arial" w:eastAsia="Arial" w:cs="Arial"/>
+      <w:sz w:val="20"/>
+      <w:szCs w:val="20"/>
       <w:b w:val="1"/>
       <w:bCs w:val="1"/>
     </w:rPr>
@@ -601,9 +601,9 @@
   <w:style w:type="character">
     <w:name w:val="fAddressText"/>
     <w:rPr>
-      <w:rFonts w:ascii="Calibri" w:hAnsi="Calibri" w:eastAsia="Calibri" w:cs="Calibri"/>
-      <w:sz w:val="24"/>
-      <w:szCs w:val="24"/>
+      <w:rFonts w:ascii="Arial" w:hAnsi="Arial" w:eastAsia="Arial" w:cs="Arial"/>
+      <w:sz w:val="20"/>
+      <w:szCs w:val="20"/>
     </w:rPr>
   </w:style>
 </w:styles>

--- a/templates/af_delivery_address.docx
+++ b/templates/af_delivery_address.docx
@@ -4,43 +4,34 @@
   <w:body>
     <w:tbl>
       <w:tblPr>
-        <w:tblW w:w="0" w:type="auto"/>
+        <w:tblW w:w="4066" w:type="dxa"/>
         <w:tblInd w:w="40" w:type="dxa"/>
         <w:tblCellMar>
-          <w:top w:w="40" w:type="dxa"/>
-          <w:left w:w="40" w:type="dxa"/>
-          <w:bottom w:w="40" w:type="dxa"/>
-          <w:right w:w="40" w:type="dxa"/>
+          <w:left w:w="0" w:type="dxa"/>
+          <w:right w:w="0" w:type="dxa"/>
         </w:tblCellMar>
-        <w:tblLook w:val="0000" w:firstRow="0" w:lastRow="0" w:firstColumn="0" w:lastColumn="0" w:noHBand="0" w:noVBand="0"/>
+        <w:tblLook w:val="04A0" w:firstRow="1" w:lastRow="0" w:firstColumn="1" w:lastColumn="0" w:noHBand="0" w:noVBand="1"/>
       </w:tblPr>
       <w:tblGrid>
-        <w:gridCol w:w="1506"/>
-        <w:gridCol w:w="300"/>
-        <w:gridCol w:w="7839"/>
+        <w:gridCol w:w="933"/>
+        <w:gridCol w:w="186"/>
+        <w:gridCol w:w="2995"/>
       </w:tblGrid>
       <w:tr>
         <w:trPr>
-          <w:trHeight w:val="450"/>
+          <w:trHeight w:val="20"/>
         </w:trPr>
         <w:tc>
           <w:tcPr>
-            <w:tcW w:w="1506" w:type="dxa"/>
-            <w:noWrap/>
-          </w:tcPr>
-          <w:p>
-            <w:pPr>
-              <w:rPr>
-                <w:sz w:val="24"/>
-                <w:szCs w:val="24"/>
-              </w:rPr>
-            </w:pPr>
+            <w:tcW w:w="917" w:type="dxa"/>
+            <w:noWrap/>
+            <w:hideMark/>
+          </w:tcPr>
+          <w:p>
             <w:proofErr w:type="spellStart"/>
             <w:r>
               <w:rPr>
                 <w:rStyle w:val="fAddressLabel"/>
-                <w:sz w:val="24"/>
-                <w:szCs w:val="24"/>
               </w:rPr>
               <w:t>Pengirim</w:t>
             </w:r>
@@ -49,21 +40,14 @@
         </w:tc>
         <w:tc>
           <w:tcPr>
-            <w:tcW w:w="300" w:type="dxa"/>
-            <w:noWrap/>
-          </w:tcPr>
-          <w:p>
-            <w:pPr>
-              <w:rPr>
-                <w:sz w:val="24"/>
-                <w:szCs w:val="24"/>
-              </w:rPr>
-            </w:pPr>
+            <w:tcW w:w="170" w:type="dxa"/>
+            <w:noWrap/>
+            <w:hideMark/>
+          </w:tcPr>
+          <w:p>
             <w:r>
               <w:rPr>
                 <w:rStyle w:val="fAddressLabel"/>
-                <w:sz w:val="24"/>
-                <w:szCs w:val="24"/>
               </w:rPr>
               <w:t>:</w:t>
             </w:r>
@@ -71,21 +55,14 @@
         </w:tc>
         <w:tc>
           <w:tcPr>
-            <w:tcW w:w="7839" w:type="dxa"/>
-            <w:noWrap/>
-          </w:tcPr>
-          <w:p>
-            <w:pPr>
-              <w:rPr>
-                <w:sz w:val="24"/>
-                <w:szCs w:val="24"/>
-              </w:rPr>
-            </w:pPr>
+            <w:tcW w:w="2979" w:type="dxa"/>
+            <w:noWrap/>
+            <w:hideMark/>
+          </w:tcPr>
+          <w:p>
             <w:r>
               <w:rPr>
                 <w:rStyle w:val="fAddressName"/>
-                <w:sz w:val="24"/>
-                <w:szCs w:val="24"/>
               </w:rPr>
               <w:t>${</w:t>
             </w:r>
@@ -93,8 +70,6 @@
             <w:r>
               <w:rPr>
                 <w:rStyle w:val="fAddressName"/>
-                <w:sz w:val="24"/>
-                <w:szCs w:val="24"/>
               </w:rPr>
               <w:t>company_name</w:t>
             </w:r>
@@ -102,8 +77,6 @@
             <w:r>
               <w:rPr>
                 <w:rStyle w:val="fAddressName"/>
-                <w:sz w:val="24"/>
-                <w:szCs w:val="24"/>
               </w:rPr>
               <w:t>}</w:t>
             </w:r>
@@ -112,25 +85,18 @@
       </w:tr>
       <w:tr>
         <w:trPr>
-          <w:trHeight w:val="450"/>
+          <w:trHeight w:val="20"/>
         </w:trPr>
         <w:tc>
           <w:tcPr>
-            <w:tcW w:w="1506" w:type="dxa"/>
-            <w:noWrap/>
-          </w:tcPr>
-          <w:p>
-            <w:pPr>
-              <w:rPr>
-                <w:sz w:val="24"/>
-                <w:szCs w:val="24"/>
-              </w:rPr>
-            </w:pPr>
+            <w:tcW w:w="917" w:type="dxa"/>
+            <w:noWrap/>
+            <w:hideMark/>
+          </w:tcPr>
+          <w:p>
             <w:r>
               <w:rPr>
                 <w:rStyle w:val="fAddressLabel"/>
-                <w:sz w:val="24"/>
-                <w:szCs w:val="24"/>
               </w:rPr>
               <w:t>No HP</w:t>
             </w:r>
@@ -138,21 +104,14 @@
         </w:tc>
         <w:tc>
           <w:tcPr>
-            <w:tcW w:w="300" w:type="dxa"/>
-            <w:noWrap/>
-          </w:tcPr>
-          <w:p>
-            <w:pPr>
-              <w:rPr>
-                <w:sz w:val="24"/>
-                <w:szCs w:val="24"/>
-              </w:rPr>
-            </w:pPr>
+            <w:tcW w:w="170" w:type="dxa"/>
+            <w:noWrap/>
+            <w:hideMark/>
+          </w:tcPr>
+          <w:p>
             <w:r>
               <w:rPr>
                 <w:rStyle w:val="fAddressLabel"/>
-                <w:sz w:val="24"/>
-                <w:szCs w:val="24"/>
               </w:rPr>
               <w:t>:</w:t>
             </w:r>
@@ -160,21 +119,14 @@
         </w:tc>
         <w:tc>
           <w:tcPr>
-            <w:tcW w:w="7839" w:type="dxa"/>
-            <w:noWrap/>
-          </w:tcPr>
-          <w:p>
-            <w:pPr>
-              <w:rPr>
-                <w:sz w:val="24"/>
-                <w:szCs w:val="24"/>
-              </w:rPr>
-            </w:pPr>
+            <w:tcW w:w="2979" w:type="dxa"/>
+            <w:noWrap/>
+            <w:hideMark/>
+          </w:tcPr>
+          <w:p>
             <w:r>
               <w:rPr>
                 <w:rStyle w:val="fAddressText"/>
-                <w:sz w:val="24"/>
-                <w:szCs w:val="24"/>
               </w:rPr>
               <w:t>${</w:t>
             </w:r>
@@ -182,8 +134,6 @@
             <w:r>
               <w:rPr>
                 <w:rStyle w:val="fAddressText"/>
-                <w:sz w:val="24"/>
-                <w:szCs w:val="24"/>
               </w:rPr>
               <w:t>company_phone</w:t>
             </w:r>
@@ -191,8 +141,6 @@
             <w:r>
               <w:rPr>
                 <w:rStyle w:val="fAddressText"/>
-                <w:sz w:val="24"/>
-                <w:szCs w:val="24"/>
               </w:rPr>
               <w:t>}</w:t>
             </w:r>
@@ -201,25 +149,18 @@
       </w:tr>
       <w:tr>
         <w:trPr>
-          <w:trHeight w:val="450"/>
+          <w:trHeight w:val="20"/>
         </w:trPr>
         <w:tc>
           <w:tcPr>
-            <w:tcW w:w="1506" w:type="dxa"/>
-            <w:noWrap/>
-          </w:tcPr>
-          <w:p>
-            <w:pPr>
-              <w:rPr>
-                <w:sz w:val="24"/>
-                <w:szCs w:val="24"/>
-              </w:rPr>
-            </w:pPr>
+            <w:tcW w:w="917" w:type="dxa"/>
+            <w:noWrap/>
+            <w:hideMark/>
+          </w:tcPr>
+          <w:p>
             <w:r>
               <w:rPr>
                 <w:rStyle w:val="fAddressLabel"/>
-                <w:sz w:val="24"/>
-                <w:szCs w:val="24"/>
               </w:rPr>
               <w:t>Alamat</w:t>
             </w:r>
@@ -227,21 +168,14 @@
         </w:tc>
         <w:tc>
           <w:tcPr>
-            <w:tcW w:w="300" w:type="dxa"/>
-            <w:noWrap/>
-          </w:tcPr>
-          <w:p>
-            <w:pPr>
-              <w:rPr>
-                <w:sz w:val="24"/>
-                <w:szCs w:val="24"/>
-              </w:rPr>
-            </w:pPr>
+            <w:tcW w:w="170" w:type="dxa"/>
+            <w:noWrap/>
+            <w:hideMark/>
+          </w:tcPr>
+          <w:p>
             <w:r>
               <w:rPr>
                 <w:rStyle w:val="fAddressLabel"/>
-                <w:sz w:val="24"/>
-                <w:szCs w:val="24"/>
               </w:rPr>
               <w:t>:</w:t>
             </w:r>
@@ -249,21 +183,14 @@
         </w:tc>
         <w:tc>
           <w:tcPr>
-            <w:tcW w:w="7839" w:type="dxa"/>
-            <w:noWrap/>
-          </w:tcPr>
-          <w:p>
-            <w:pPr>
-              <w:rPr>
-                <w:sz w:val="24"/>
-                <w:szCs w:val="24"/>
-              </w:rPr>
-            </w:pPr>
+            <w:tcW w:w="2979" w:type="dxa"/>
+            <w:noWrap/>
+            <w:hideMark/>
+          </w:tcPr>
+          <w:p>
             <w:r>
               <w:rPr>
                 <w:rStyle w:val="fAddressText"/>
-                <w:sz w:val="24"/>
-                <w:szCs w:val="24"/>
               </w:rPr>
               <w:t>${</w:t>
             </w:r>
@@ -271,8 +198,6 @@
             <w:r>
               <w:rPr>
                 <w:rStyle w:val="fAddressText"/>
-                <w:sz w:val="24"/>
-                <w:szCs w:val="24"/>
               </w:rPr>
               <w:t>company_address</w:t>
             </w:r>
@@ -280,8 +205,6 @@
             <w:r>
               <w:rPr>
                 <w:rStyle w:val="fAddressText"/>
-                <w:sz w:val="24"/>
-                <w:szCs w:val="24"/>
               </w:rPr>
               <w:t>}</w:t>
             </w:r>
@@ -292,61 +215,40 @@
     <w:p>
       <w:pPr>
         <w:pBdr>
-          <w:bottom w:val="single" w:sz="6" w:space="1" w:color="auto"/>
+          <w:bottom w:val="single" w:sz="12" w:space="1" w:color="auto"/>
         </w:pBdr>
-        <w:rPr>
-          <w:sz w:val="24"/>
-          <w:szCs w:val="24"/>
-        </w:rPr>
-      </w:pPr>
-    </w:p>
-    <w:p>
-      <w:pPr>
-        <w:rPr>
-          <w:sz w:val="24"/>
-          <w:szCs w:val="24"/>
-        </w:rPr>
       </w:pPr>
     </w:p>
     <w:tbl>
       <w:tblPr>
-        <w:tblW w:w="0" w:type="auto"/>
+        <w:tblW w:w="4066" w:type="dxa"/>
         <w:tblInd w:w="40" w:type="dxa"/>
         <w:tblCellMar>
-          <w:top w:w="40" w:type="dxa"/>
-          <w:left w:w="40" w:type="dxa"/>
-          <w:bottom w:w="40" w:type="dxa"/>
-          <w:right w:w="40" w:type="dxa"/>
+          <w:left w:w="0" w:type="dxa"/>
+          <w:right w:w="0" w:type="dxa"/>
         </w:tblCellMar>
-        <w:tblLook w:val="0000" w:firstRow="0" w:lastRow="0" w:firstColumn="0" w:lastColumn="0" w:noHBand="0" w:noVBand="0"/>
+        <w:tblLook w:val="04A0" w:firstRow="1" w:lastRow="0" w:firstColumn="1" w:lastColumn="0" w:noHBand="0" w:noVBand="1"/>
       </w:tblPr>
       <w:tblGrid>
-        <w:gridCol w:w="1502"/>
-        <w:gridCol w:w="300"/>
-        <w:gridCol w:w="7812"/>
+        <w:gridCol w:w="942"/>
+        <w:gridCol w:w="192"/>
+        <w:gridCol w:w="2980"/>
       </w:tblGrid>
       <w:tr>
         <w:trPr>
-          <w:trHeight w:val="421"/>
+          <w:trHeight w:val="20"/>
         </w:trPr>
         <w:tc>
           <w:tcPr>
-            <w:tcW w:w="1502" w:type="dxa"/>
-            <w:noWrap/>
-          </w:tcPr>
-          <w:p>
-            <w:pPr>
-              <w:rPr>
-                <w:sz w:val="24"/>
-                <w:szCs w:val="24"/>
-              </w:rPr>
-            </w:pPr>
+            <w:tcW w:w="926" w:type="dxa"/>
+            <w:noWrap/>
+            <w:hideMark/>
+          </w:tcPr>
+          <w:p>
             <w:proofErr w:type="spellStart"/>
             <w:r>
               <w:rPr>
                 <w:rStyle w:val="fAddressLabel"/>
-                <w:sz w:val="24"/>
-                <w:szCs w:val="24"/>
               </w:rPr>
               <w:t>Penerima</w:t>
             </w:r>
@@ -355,21 +257,14 @@
         </w:tc>
         <w:tc>
           <w:tcPr>
-            <w:tcW w:w="300" w:type="dxa"/>
-            <w:noWrap/>
-          </w:tcPr>
-          <w:p>
-            <w:pPr>
-              <w:rPr>
-                <w:sz w:val="24"/>
-                <w:szCs w:val="24"/>
-              </w:rPr>
-            </w:pPr>
+            <w:tcW w:w="176" w:type="dxa"/>
+            <w:noWrap/>
+            <w:hideMark/>
+          </w:tcPr>
+          <w:p>
             <w:r>
               <w:rPr>
                 <w:rStyle w:val="fAddressLabel"/>
-                <w:sz w:val="24"/>
-                <w:szCs w:val="24"/>
               </w:rPr>
               <w:t>:</w:t>
             </w:r>
@@ -377,21 +272,14 @@
         </w:tc>
         <w:tc>
           <w:tcPr>
-            <w:tcW w:w="7812" w:type="dxa"/>
-            <w:noWrap/>
-          </w:tcPr>
-          <w:p>
-            <w:pPr>
-              <w:rPr>
-                <w:sz w:val="24"/>
-                <w:szCs w:val="24"/>
-              </w:rPr>
-            </w:pPr>
+            <w:tcW w:w="2964" w:type="dxa"/>
+            <w:noWrap/>
+            <w:hideMark/>
+          </w:tcPr>
+          <w:p>
             <w:r>
               <w:rPr>
                 <w:rStyle w:val="fAddressName"/>
-                <w:sz w:val="24"/>
-                <w:szCs w:val="24"/>
               </w:rPr>
               <w:t>${</w:t>
             </w:r>
@@ -399,8 +287,6 @@
             <w:r>
               <w:rPr>
                 <w:rStyle w:val="fAddressName"/>
-                <w:sz w:val="24"/>
-                <w:szCs w:val="24"/>
               </w:rPr>
               <w:t>partner_pic</w:t>
             </w:r>
@@ -408,8 +294,6 @@
             <w:r>
               <w:rPr>
                 <w:rStyle w:val="fAddressName"/>
-                <w:sz w:val="24"/>
-                <w:szCs w:val="24"/>
               </w:rPr>
               <w:t>}</w:t>
             </w:r>
@@ -418,25 +302,18 @@
       </w:tr>
       <w:tr>
         <w:trPr>
-          <w:trHeight w:val="421"/>
+          <w:trHeight w:val="20"/>
         </w:trPr>
         <w:tc>
           <w:tcPr>
-            <w:tcW w:w="1502" w:type="dxa"/>
-            <w:noWrap/>
-          </w:tcPr>
-          <w:p>
-            <w:pPr>
-              <w:rPr>
-                <w:sz w:val="24"/>
-                <w:szCs w:val="24"/>
-              </w:rPr>
-            </w:pPr>
+            <w:tcW w:w="926" w:type="dxa"/>
+            <w:noWrap/>
+            <w:hideMark/>
+          </w:tcPr>
+          <w:p>
             <w:r>
               <w:rPr>
                 <w:rStyle w:val="fAddressLabel"/>
-                <w:sz w:val="24"/>
-                <w:szCs w:val="24"/>
               </w:rPr>
               <w:t>No HP</w:t>
             </w:r>
@@ -444,21 +321,14 @@
         </w:tc>
         <w:tc>
           <w:tcPr>
-            <w:tcW w:w="300" w:type="dxa"/>
-            <w:noWrap/>
-          </w:tcPr>
-          <w:p>
-            <w:pPr>
-              <w:rPr>
-                <w:sz w:val="24"/>
-                <w:szCs w:val="24"/>
-              </w:rPr>
-            </w:pPr>
+            <w:tcW w:w="176" w:type="dxa"/>
+            <w:noWrap/>
+            <w:hideMark/>
+          </w:tcPr>
+          <w:p>
             <w:r>
               <w:rPr>
                 <w:rStyle w:val="fAddressLabel"/>
-                <w:sz w:val="24"/>
-                <w:szCs w:val="24"/>
               </w:rPr>
               <w:t>:</w:t>
             </w:r>
@@ -466,21 +336,14 @@
         </w:tc>
         <w:tc>
           <w:tcPr>
-            <w:tcW w:w="7812" w:type="dxa"/>
-            <w:noWrap/>
-          </w:tcPr>
-          <w:p>
-            <w:pPr>
-              <w:rPr>
-                <w:sz w:val="24"/>
-                <w:szCs w:val="24"/>
-              </w:rPr>
-            </w:pPr>
+            <w:tcW w:w="2964" w:type="dxa"/>
+            <w:noWrap/>
+            <w:hideMark/>
+          </w:tcPr>
+          <w:p>
             <w:r>
               <w:rPr>
                 <w:rStyle w:val="fAddressText"/>
-                <w:sz w:val="24"/>
-                <w:szCs w:val="24"/>
               </w:rPr>
               <w:t>${</w:t>
             </w:r>
@@ -488,8 +351,6 @@
             <w:r>
               <w:rPr>
                 <w:rStyle w:val="fAddressText"/>
-                <w:sz w:val="24"/>
-                <w:szCs w:val="24"/>
               </w:rPr>
               <w:t>partner_phone</w:t>
             </w:r>
@@ -497,8 +358,6 @@
             <w:r>
               <w:rPr>
                 <w:rStyle w:val="fAddressText"/>
-                <w:sz w:val="24"/>
-                <w:szCs w:val="24"/>
               </w:rPr>
               <w:t>}</w:t>
             </w:r>
@@ -507,69 +366,57 @@
       </w:tr>
       <w:tr>
         <w:trPr>
-          <w:trHeight w:val="854"/>
+          <w:trHeight w:val="20"/>
         </w:trPr>
         <w:tc>
           <w:tcPr>
-            <w:tcW w:w="1502" w:type="dxa"/>
-            <w:noWrap/>
+            <w:tcW w:w="926" w:type="dxa"/>
+            <w:noWrap/>
+            <w:hideMark/>
+          </w:tcPr>
+          <w:p>
+            <w:r>
+              <w:rPr>
+                <w:rStyle w:val="fAddressLabel"/>
+              </w:rPr>
+              <w:t>Alamat</w:t>
+            </w:r>
+          </w:p>
+        </w:tc>
+        <w:tc>
+          <w:tcPr>
+            <w:tcW w:w="176" w:type="dxa"/>
+            <w:noWrap/>
+            <w:hideMark/>
+          </w:tcPr>
+          <w:p>
+            <w:r>
+              <w:rPr>
+                <w:rStyle w:val="fAddressLabel"/>
+              </w:rPr>
+              <w:t>:</w:t>
+            </w:r>
+          </w:p>
+        </w:tc>
+        <w:tc>
+          <w:tcPr>
+            <w:tcW w:w="2964" w:type="dxa"/>
+            <w:noWrap/>
+            <w:hideMark/>
           </w:tcPr>
           <w:p>
             <w:pPr>
-              <w:rPr>
-                <w:sz w:val="24"/>
-                <w:szCs w:val="24"/>
+              <w:spacing w:after="0"/>
+              <w:rPr>
+                <w:b/>
+                <w:bCs/>
               </w:rPr>
             </w:pPr>
             <w:r>
               <w:rPr>
-                <w:rStyle w:val="fAddressLabel"/>
-                <w:sz w:val="24"/>
-                <w:szCs w:val="24"/>
-              </w:rPr>
-              <w:t>Alamat</w:t>
-            </w:r>
-          </w:p>
-        </w:tc>
-        <w:tc>
-          <w:tcPr>
-            <w:tcW w:w="300" w:type="dxa"/>
-            <w:noWrap/>
-          </w:tcPr>
-          <w:p>
-            <w:pPr>
-              <w:rPr>
-                <w:sz w:val="24"/>
-                <w:szCs w:val="24"/>
-              </w:rPr>
-            </w:pPr>
-            <w:r>
-              <w:rPr>
-                <w:rStyle w:val="fAddressLabel"/>
-                <w:sz w:val="24"/>
-                <w:szCs w:val="24"/>
-              </w:rPr>
-              <w:t>:</w:t>
-            </w:r>
-          </w:p>
-        </w:tc>
-        <w:tc>
-          <w:tcPr>
-            <w:tcW w:w="7812" w:type="dxa"/>
-            <w:noWrap/>
-          </w:tcPr>
-          <w:p>
-            <w:pPr>
-              <w:rPr>
-                <w:sz w:val="24"/>
-                <w:szCs w:val="24"/>
-              </w:rPr>
-            </w:pPr>
-            <w:r>
-              <w:rPr>
                 <w:rStyle w:val="fAddressName"/>
-                <w:sz w:val="24"/>
-                <w:szCs w:val="24"/>
+                <w:b w:val="0"/>
+                <w:bCs w:val="0"/>
               </w:rPr>
               <w:t>${</w:t>
             </w:r>
@@ -577,8 +424,8 @@
             <w:r>
               <w:rPr>
                 <w:rStyle w:val="fAddressName"/>
-                <w:sz w:val="24"/>
-                <w:szCs w:val="24"/>
+                <w:b w:val="0"/>
+                <w:bCs w:val="0"/>
               </w:rPr>
               <w:t>partner_name</w:t>
             </w:r>
@@ -586,24 +433,16 @@
             <w:r>
               <w:rPr>
                 <w:rStyle w:val="fAddressName"/>
-                <w:sz w:val="24"/>
-                <w:szCs w:val="24"/>
+                <w:b w:val="0"/>
+                <w:bCs w:val="0"/>
               </w:rPr>
               <w:t>}</w:t>
             </w:r>
           </w:p>
           <w:p>
-            <w:pPr>
-              <w:rPr>
-                <w:sz w:val="24"/>
-                <w:szCs w:val="24"/>
-              </w:rPr>
-            </w:pPr>
             <w:r>
               <w:rPr>
                 <w:rStyle w:val="fAddressText"/>
-                <w:sz w:val="24"/>
-                <w:szCs w:val="24"/>
               </w:rPr>
               <w:t>${</w:t>
             </w:r>
@@ -611,8 +450,6 @@
             <w:r>
               <w:rPr>
                 <w:rStyle w:val="fAddressText"/>
-                <w:sz w:val="24"/>
-                <w:szCs w:val="24"/>
               </w:rPr>
               <w:t>partner_address</w:t>
             </w:r>
@@ -620,8 +457,6 @@
             <w:r>
               <w:rPr>
                 <w:rStyle w:val="fAddressText"/>
-                <w:sz w:val="24"/>
-                <w:szCs w:val="24"/>
               </w:rPr>
               <w:t>}</w:t>
             </w:r>
@@ -631,9 +466,10 @@
     </w:tbl>
     <w:p/>
     <w:sectPr>
-      <w:pgSz w:w="11905" w:h="16837"/>
-      <w:pgMar w:top="1133" w:right="1133" w:bottom="1133" w:left="1133" w:header="720" w:footer="720" w:gutter="0"/>
-      <w:cols w:space="720"/>
+      <w:pgSz w:w="6237" w:h="13041"/>
+      <w:pgMar w:top="1440" w:right="1080" w:bottom="1440" w:left="1080" w:header="709" w:footer="709" w:gutter="0"/>
+      <w:cols w:space="708"/>
+      <w:docGrid w:linePitch="360"/>
     </w:sectPr>
   </w:body>
 </w:document>
@@ -644,8 +480,10 @@
   <w:docDefaults>
     <w:rPrDefault>
       <w:rPr>
-        <w:rFonts w:ascii="Arial" w:eastAsia="Arial" w:hAnsi="Arial" w:cs="Arial"/>
-        <w:lang w:val="en-US" w:eastAsia="id-ID" w:bidi="ar-SA"/>
+        <w:rFonts w:asciiTheme="minorHAnsi" w:eastAsiaTheme="minorHAnsi" w:hAnsiTheme="minorHAnsi" w:cstheme="minorBidi"/>
+        <w:sz w:val="22"/>
+        <w:szCs w:val="22"/>
+        <w:lang w:val="id-ID" w:eastAsia="en-US" w:bidi="ar-SA"/>
       </w:rPr>
     </w:rPrDefault>
     <w:pPrDefault>
@@ -1035,6 +873,16 @@
   <w:style w:type="paragraph" w:default="1" w:styleId="Normal">
     <w:name w:val="Normal"/>
     <w:qFormat/>
+    <w:rsid w:val="00A53D29"/>
+    <w:pPr>
+      <w:spacing w:line="256" w:lineRule="auto"/>
+    </w:pPr>
+    <w:rPr>
+      <w:rFonts w:ascii="Arial" w:eastAsia="Arial" w:hAnsi="Arial" w:cs="Arial"/>
+      <w:sz w:val="20"/>
+      <w:szCs w:val="20"/>
+      <w:lang w:val="en-US" w:eastAsia="id-ID"/>
+    </w:rPr>
   </w:style>
   <w:style w:type="character" w:default="1" w:styleId="DefaultParagraphFont">
     <w:name w:val="Default Paragraph Font"/>
@@ -1063,174 +911,30 @@
     <w:semiHidden/>
     <w:unhideWhenUsed/>
   </w:style>
-  <w:style w:type="character" w:styleId="FootnoteReference">
-    <w:name w:val="footnote reference"/>
-    <w:semiHidden/>
-    <w:unhideWhenUsed/>
-    <w:rPr>
-      <w:vertAlign w:val="superscript"/>
-    </w:rPr>
-  </w:style>
-  <w:style w:type="paragraph" w:customStyle="1" w:styleId="pLeft">
-    <w:name w:val="pLeft"/>
-    <w:basedOn w:val="Normal"/>
-    <w:pPr>
-      <w:spacing w:after="80"/>
-    </w:pPr>
-  </w:style>
-  <w:style w:type="paragraph" w:customStyle="1" w:styleId="pRight">
-    <w:name w:val="pRight"/>
-    <w:basedOn w:val="Normal"/>
-    <w:pPr>
-      <w:spacing w:after="80"/>
-      <w:jc w:val="right"/>
-    </w:pPr>
-  </w:style>
-  <w:style w:type="paragraph" w:customStyle="1" w:styleId="pCenter">
-    <w:name w:val="pCenter"/>
-    <w:basedOn w:val="Normal"/>
-    <w:pPr>
-      <w:spacing w:after="80"/>
-      <w:jc w:val="center"/>
-    </w:pPr>
-  </w:style>
-  <w:style w:type="paragraph" w:customStyle="1" w:styleId="pTitle">
-    <w:name w:val="pTitle"/>
-    <w:basedOn w:val="Normal"/>
-    <w:pPr>
-      <w:spacing w:after="0"/>
-      <w:jc w:val="center"/>
-    </w:pPr>
-  </w:style>
-  <w:style w:type="paragraph" w:customStyle="1" w:styleId="pAddress">
-    <w:name w:val="pAddress"/>
-    <w:basedOn w:val="Normal"/>
+  <w:style w:type="table" w:styleId="TableGrid">
+    <w:name w:val="Table Grid"/>
+    <w:basedOn w:val="TableNormal"/>
+    <w:uiPriority w:val="39"/>
+    <w:rsid w:val="001A6E61"/>
     <w:pPr>
       <w:spacing w:after="0" w:line="240" w:lineRule="auto"/>
     </w:pPr>
-  </w:style>
-  <w:style w:type="paragraph" w:customStyle="1" w:styleId="pSmall">
-    <w:name w:val="pSmall"/>
-    <w:basedOn w:val="Normal"/>
-    <w:pPr>
-      <w:spacing w:after="40" w:line="240" w:lineRule="auto"/>
-    </w:pPr>
-  </w:style>
-  <w:style w:type="character" w:customStyle="1" w:styleId="fTitle">
-    <w:name w:val="fTitle"/>
-    <w:rPr>
-      <w:rFonts w:ascii="Arial" w:eastAsia="Arial" w:hAnsi="Arial" w:cs="Arial"/>
-      <w:b/>
-      <w:bCs/>
-      <w:color w:val="0E3B8A"/>
-      <w:sz w:val="32"/>
-      <w:szCs w:val="32"/>
-    </w:rPr>
-  </w:style>
-  <w:style w:type="character" w:customStyle="1" w:styleId="fDocType">
-    <w:name w:val="fDocType"/>
-    <w:rPr>
-      <w:rFonts w:ascii="Arial" w:eastAsia="Arial" w:hAnsi="Arial" w:cs="Arial"/>
-      <w:b/>
-      <w:bCs/>
-      <w:color w:val="1A56DB"/>
-      <w:sz w:val="28"/>
-      <w:szCs w:val="28"/>
-    </w:rPr>
-  </w:style>
-  <w:style w:type="character" w:customStyle="1" w:styleId="fCompany">
-    <w:name w:val="fCompany"/>
-    <w:rPr>
-      <w:rFonts w:ascii="Arial" w:eastAsia="Arial" w:hAnsi="Arial" w:cs="Arial"/>
-      <w:b/>
-      <w:bCs/>
-      <w:color w:val="0E3B8A"/>
-      <w:sz w:val="28"/>
-      <w:szCs w:val="28"/>
-    </w:rPr>
-  </w:style>
-  <w:style w:type="character" w:customStyle="1" w:styleId="fLabel">
-    <w:name w:val="fLabel"/>
-    <w:rPr>
-      <w:rFonts w:ascii="Arial" w:eastAsia="Arial" w:hAnsi="Arial" w:cs="Arial"/>
-      <w:b/>
-      <w:bCs/>
-      <w:sz w:val="20"/>
-      <w:szCs w:val="20"/>
-    </w:rPr>
-  </w:style>
-  <w:style w:type="character" w:customStyle="1" w:styleId="fValue">
-    <w:name w:val="fValue"/>
-    <w:rPr>
-      <w:rFonts w:ascii="Arial" w:eastAsia="Arial" w:hAnsi="Arial" w:cs="Arial"/>
-      <w:sz w:val="20"/>
-      <w:szCs w:val="20"/>
-    </w:rPr>
-  </w:style>
-  <w:style w:type="character" w:customStyle="1" w:styleId="fSmall">
-    <w:name w:val="fSmall"/>
-    <w:rPr>
-      <w:rFonts w:ascii="Arial" w:eastAsia="Arial" w:hAnsi="Arial" w:cs="Arial"/>
-      <w:color w:val="666666"/>
-      <w:sz w:val="20"/>
-      <w:szCs w:val="20"/>
-    </w:rPr>
-  </w:style>
-  <w:style w:type="character" w:customStyle="1" w:styleId="fSmallBold">
-    <w:name w:val="fSmallBold"/>
-    <w:rPr>
-      <w:rFonts w:ascii="Arial" w:eastAsia="Arial" w:hAnsi="Arial" w:cs="Arial"/>
-      <w:b/>
-      <w:bCs/>
-      <w:color w:val="666666"/>
-      <w:sz w:val="20"/>
-      <w:szCs w:val="20"/>
-    </w:rPr>
-  </w:style>
-  <w:style w:type="character" w:customStyle="1" w:styleId="fTableHeader">
-    <w:name w:val="fTableHeader"/>
-    <w:rPr>
-      <w:rFonts w:ascii="Arial" w:eastAsia="Arial" w:hAnsi="Arial" w:cs="Arial"/>
-      <w:b/>
-      <w:bCs/>
-      <w:color w:val="FFFFFF"/>
-      <w:sz w:val="20"/>
-      <w:szCs w:val="20"/>
-    </w:rPr>
-  </w:style>
-  <w:style w:type="character" w:customStyle="1" w:styleId="fTableCell">
-    <w:name w:val="fTableCell"/>
-    <w:rPr>
-      <w:rFonts w:ascii="Arial" w:eastAsia="Arial" w:hAnsi="Arial" w:cs="Arial"/>
-      <w:sz w:val="20"/>
-      <w:szCs w:val="20"/>
-    </w:rPr>
-  </w:style>
-  <w:style w:type="character" w:customStyle="1" w:styleId="fTotalLabel">
-    <w:name w:val="fTotalLabel"/>
-    <w:rPr>
-      <w:rFonts w:ascii="Arial" w:eastAsia="Arial" w:hAnsi="Arial" w:cs="Arial"/>
-      <w:b/>
-      <w:bCs/>
-      <w:sz w:val="20"/>
-      <w:szCs w:val="20"/>
-    </w:rPr>
-  </w:style>
-  <w:style w:type="character" w:customStyle="1" w:styleId="fTotalValue">
-    <w:name w:val="fTotalValue"/>
-    <w:rPr>
-      <w:rFonts w:ascii="Arial" w:eastAsia="Arial" w:hAnsi="Arial" w:cs="Arial"/>
-      <w:b/>
-      <w:bCs/>
-      <w:color w:val="0E3B8A"/>
-      <w:sz w:val="20"/>
-      <w:szCs w:val="20"/>
-    </w:rPr>
+    <w:tblPr>
+      <w:tblBorders>
+        <w:top w:val="single" w:sz="4" w:space="0" w:color="auto"/>
+        <w:left w:val="single" w:sz="4" w:space="0" w:color="auto"/>
+        <w:bottom w:val="single" w:sz="4" w:space="0" w:color="auto"/>
+        <w:right w:val="single" w:sz="4" w:space="0" w:color="auto"/>
+        <w:insideH w:val="single" w:sz="4" w:space="0" w:color="auto"/>
+        <w:insideV w:val="single" w:sz="4" w:space="0" w:color="auto"/>
+      </w:tblBorders>
+    </w:tblPr>
   </w:style>
   <w:style w:type="character" w:customStyle="1" w:styleId="fAddressLabel">
     <w:name w:val="fAddressLabel"/>
+    <w:rsid w:val="00A53D29"/>
     <w:rPr>
-      <w:rFonts w:ascii="Arial" w:eastAsia="Arial" w:hAnsi="Arial" w:cs="Arial"/>
+      <w:rFonts w:ascii="Arial" w:eastAsia="Arial" w:hAnsi="Arial" w:cs="Arial" w:hint="default"/>
       <w:b/>
       <w:bCs/>
       <w:sz w:val="20"/>
@@ -1239,8 +943,9 @@
   </w:style>
   <w:style w:type="character" w:customStyle="1" w:styleId="fAddressName">
     <w:name w:val="fAddressName"/>
+    <w:rsid w:val="00A53D29"/>
     <w:rPr>
-      <w:rFonts w:ascii="Arial" w:eastAsia="Arial" w:hAnsi="Arial" w:cs="Arial"/>
+      <w:rFonts w:ascii="Arial" w:eastAsia="Arial" w:hAnsi="Arial" w:cs="Arial" w:hint="default"/>
       <w:b/>
       <w:bCs/>
       <w:sz w:val="20"/>
@@ -1249,8 +954,9 @@
   </w:style>
   <w:style w:type="character" w:customStyle="1" w:styleId="fAddressText">
     <w:name w:val="fAddressText"/>
+    <w:rsid w:val="00A53D29"/>
     <w:rPr>
-      <w:rFonts w:ascii="Arial" w:eastAsia="Arial" w:hAnsi="Arial" w:cs="Arial"/>
+      <w:rFonts w:ascii="Arial" w:eastAsia="Arial" w:hAnsi="Arial" w:cs="Arial" w:hint="default"/>
       <w:sz w:val="20"/>
       <w:szCs w:val="20"/>
     </w:rPr>
@@ -1269,44 +975,44 @@
         <a:sysClr val="window" lastClr="FFFFFF"/>
       </a:lt1>
       <a:dk2>
-        <a:srgbClr val="1F497D"/>
+        <a:srgbClr val="44546A"/>
       </a:dk2>
       <a:lt2>
-        <a:srgbClr val="EEECE1"/>
+        <a:srgbClr val="E7E6E6"/>
       </a:lt2>
       <a:accent1>
-        <a:srgbClr val="4F81BD"/>
+        <a:srgbClr val="4472C4"/>
       </a:accent1>
       <a:accent2>
-        <a:srgbClr val="C0504D"/>
+        <a:srgbClr val="ED7D31"/>
       </a:accent2>
       <a:accent3>
-        <a:srgbClr val="9BBB59"/>
+        <a:srgbClr val="A5A5A5"/>
       </a:accent3>
       <a:accent4>
-        <a:srgbClr val="8064A2"/>
+        <a:srgbClr val="FFC000"/>
       </a:accent4>
       <a:accent5>
-        <a:srgbClr val="4BACC6"/>
+        <a:srgbClr val="5B9BD5"/>
       </a:accent5>
       <a:accent6>
-        <a:srgbClr val="F79646"/>
+        <a:srgbClr val="70AD47"/>
       </a:accent6>
       <a:hlink>
-        <a:srgbClr val="0000FF"/>
+        <a:srgbClr val="0563C1"/>
       </a:hlink>
       <a:folHlink>
-        <a:srgbClr val="800080"/>
+        <a:srgbClr val="954F72"/>
       </a:folHlink>
     </a:clrScheme>
     <a:fontScheme name="Office">
       <a:majorFont>
-        <a:latin typeface="Cambria"/>
+        <a:latin typeface="Calibri Light" panose="020F0302020204030204"/>
         <a:ea typeface=""/>
         <a:cs typeface=""/>
-        <a:font script="Jpan" typeface="ＭＳ ゴシック"/>
+        <a:font script="Jpan" typeface="游ゴシック Light"/>
         <a:font script="Hang" typeface="맑은 고딕"/>
-        <a:font script="Hans" typeface="宋体"/>
+        <a:font script="Hans" typeface="等线 Light"/>
         <a:font script="Hant" typeface="新細明體"/>
         <a:font script="Arab" typeface="Times New Roman"/>
         <a:font script="Hebr" typeface="Times New Roman"/>
@@ -1333,14 +1039,32 @@
         <a:font script="Mong" typeface="Mongolian Baiti"/>
         <a:font script="Viet" typeface="Times New Roman"/>
         <a:font script="Uigh" typeface="Microsoft Uighur"/>
+        <a:font script="Geor" typeface="Sylfaen"/>
+        <a:font script="Armn" typeface="Arial"/>
+        <a:font script="Bugi" typeface="Leelawadee UI"/>
+        <a:font script="Bopo" typeface="Microsoft JhengHei"/>
+        <a:font script="Java" typeface="Javanese Text"/>
+        <a:font script="Lisu" typeface="Segoe UI"/>
+        <a:font script="Mymr" typeface="Myanmar Text"/>
+        <a:font script="Nkoo" typeface="Ebrima"/>
+        <a:font script="Olck" typeface="Nirmala UI"/>
+        <a:font script="Osma" typeface="Ebrima"/>
+        <a:font script="Phag" typeface="Phagspa"/>
+        <a:font script="Syrn" typeface="Estrangelo Edessa"/>
+        <a:font script="Syrj" typeface="Estrangelo Edessa"/>
+        <a:font script="Syre" typeface="Estrangelo Edessa"/>
+        <a:font script="Sora" typeface="Nirmala UI"/>
+        <a:font script="Tale" typeface="Microsoft Tai Le"/>
+        <a:font script="Talu" typeface="Microsoft New Tai Lue"/>
+        <a:font script="Tfng" typeface="Ebrima"/>
       </a:majorFont>
       <a:minorFont>
-        <a:latin typeface="Calibri"/>
+        <a:latin typeface="Calibri" panose="020F0502020204030204"/>
         <a:ea typeface=""/>
         <a:cs typeface=""/>
-        <a:font script="Jpan" typeface="ＭＳ 明朝"/>
+        <a:font script="Jpan" typeface="游明朝"/>
         <a:font script="Hang" typeface="맑은 고딕"/>
-        <a:font script="Hans" typeface="宋体"/>
+        <a:font script="Hans" typeface="等线"/>
         <a:font script="Hant" typeface="新細明體"/>
         <a:font script="Arab" typeface="Arial"/>
         <a:font script="Hebr" typeface="Arial"/>
@@ -1367,6 +1091,24 @@
         <a:font script="Mong" typeface="Mongolian Baiti"/>
         <a:font script="Viet" typeface="Arial"/>
         <a:font script="Uigh" typeface="Microsoft Uighur"/>
+        <a:font script="Geor" typeface="Sylfaen"/>
+        <a:font script="Armn" typeface="Arial"/>
+        <a:font script="Bugi" typeface="Leelawadee UI"/>
+        <a:font script="Bopo" typeface="Microsoft JhengHei"/>
+        <a:font script="Java" typeface="Javanese Text"/>
+        <a:font script="Lisu" typeface="Segoe UI"/>
+        <a:font script="Mymr" typeface="Myanmar Text"/>
+        <a:font script="Nkoo" typeface="Ebrima"/>
+        <a:font script="Olck" typeface="Nirmala UI"/>
+        <a:font script="Osma" typeface="Ebrima"/>
+        <a:font script="Phag" typeface="Phagspa"/>
+        <a:font script="Syrn" typeface="Estrangelo Edessa"/>
+        <a:font script="Syrj" typeface="Estrangelo Edessa"/>
+        <a:font script="Syre" typeface="Estrangelo Edessa"/>
+        <a:font script="Sora" typeface="Nirmala UI"/>
+        <a:font script="Tale" typeface="Microsoft Tai Le"/>
+        <a:font script="Talu" typeface="Microsoft New Tai Lue"/>
+        <a:font script="Tfng" typeface="Ebrima"/>
       </a:minorFont>
     </a:fontScheme>
     <a:fmtScheme name="Office">
@@ -1378,165 +1120,153 @@
           <a:gsLst>
             <a:gs pos="0">
               <a:schemeClr val="phClr">
-                <a:tint val="50000"/>
-                <a:satMod val="300000"/>
+                <a:lumMod val="110000"/>
+                <a:satMod val="105000"/>
+                <a:tint val="67000"/>
               </a:schemeClr>
             </a:gs>
-            <a:gs pos="35000">
+            <a:gs pos="50000">
               <a:schemeClr val="phClr">
-                <a:tint val="37000"/>
-                <a:satMod val="300000"/>
+                <a:lumMod val="105000"/>
+                <a:satMod val="103000"/>
+                <a:tint val="73000"/>
               </a:schemeClr>
             </a:gs>
             <a:gs pos="100000">
               <a:schemeClr val="phClr">
-                <a:tint val="15000"/>
-                <a:satMod val="350000"/>
+                <a:lumMod val="105000"/>
+                <a:satMod val="109000"/>
+                <a:tint val="81000"/>
               </a:schemeClr>
             </a:gs>
           </a:gsLst>
-          <a:lin ang="16200000" scaled="1"/>
+          <a:lin ang="5400000" scaled="0"/>
         </a:gradFill>
         <a:gradFill rotWithShape="1">
           <a:gsLst>
             <a:gs pos="0">
               <a:schemeClr val="phClr">
-                <a:shade val="51000"/>
-                <a:satMod val="130000"/>
+                <a:satMod val="103000"/>
+                <a:lumMod val="102000"/>
+                <a:tint val="94000"/>
               </a:schemeClr>
             </a:gs>
-            <a:gs pos="80000">
+            <a:gs pos="50000">
               <a:schemeClr val="phClr">
-                <a:shade val="93000"/>
-                <a:satMod val="130000"/>
+                <a:satMod val="110000"/>
+                <a:lumMod val="100000"/>
+                <a:shade val="100000"/>
               </a:schemeClr>
             </a:gs>
             <a:gs pos="100000">
               <a:schemeClr val="phClr">
-                <a:shade val="94000"/>
-                <a:satMod val="135000"/>
+                <a:lumMod val="99000"/>
+                <a:satMod val="120000"/>
+                <a:shade val="78000"/>
               </a:schemeClr>
             </a:gs>
           </a:gsLst>
-          <a:lin ang="16200000" scaled="0"/>
+          <a:lin ang="5400000" scaled="0"/>
         </a:gradFill>
       </a:fillStyleLst>
       <a:lnStyleLst>
-        <a:ln w="9525" cap="flat" cmpd="sng" algn="ctr">
-          <a:solidFill>
-            <a:schemeClr val="phClr">
-              <a:shade val="95000"/>
-              <a:satMod val="105000"/>
-            </a:schemeClr>
-          </a:solidFill>
-          <a:prstDash val="solid"/>
-        </a:ln>
-        <a:ln w="25400" cap="flat" cmpd="sng" algn="ctr">
+        <a:ln w="6350" cap="flat" cmpd="sng" algn="ctr">
           <a:solidFill>
             <a:schemeClr val="phClr"/>
           </a:solidFill>
           <a:prstDash val="solid"/>
+          <a:miter lim="800000"/>
         </a:ln>
-        <a:ln w="38100" cap="flat" cmpd="sng" algn="ctr">
+        <a:ln w="12700" cap="flat" cmpd="sng" algn="ctr">
           <a:solidFill>
             <a:schemeClr val="phClr"/>
           </a:solidFill>
           <a:prstDash val="solid"/>
+          <a:miter lim="800000"/>
+        </a:ln>
+        <a:ln w="19050" cap="flat" cmpd="sng" algn="ctr">
+          <a:solidFill>
+            <a:schemeClr val="phClr"/>
+          </a:solidFill>
+          <a:prstDash val="solid"/>
+          <a:miter lim="800000"/>
         </a:ln>
       </a:lnStyleLst>
       <a:effectStyleLst>
         <a:effectStyle>
+          <a:effectLst/>
+        </a:effectStyle>
+        <a:effectStyle>
+          <a:effectLst/>
+        </a:effectStyle>
+        <a:effectStyle>
           <a:effectLst>
-            <a:outerShdw blurRad="40000" dist="20000" dir="5400000" rotWithShape="0">
+            <a:outerShdw blurRad="57150" dist="19050" dir="5400000" algn="ctr" rotWithShape="0">
               <a:srgbClr val="000000">
-                <a:alpha val="38000"/>
+                <a:alpha val="63000"/>
               </a:srgbClr>
             </a:outerShdw>
           </a:effectLst>
-        </a:effectStyle>
-        <a:effectStyle>
-          <a:effectLst>
-            <a:outerShdw blurRad="40000" dist="23000" dir="5400000" rotWithShape="0">
-              <a:srgbClr val="000000">
-                <a:alpha val="35000"/>
-              </a:srgbClr>
-            </a:outerShdw>
-          </a:effectLst>
-        </a:effectStyle>
-        <a:effectStyle>
-          <a:effectLst>
-            <a:outerShdw blurRad="40000" dist="23000" dir="5400000" rotWithShape="0">
-              <a:srgbClr val="000000">
-                <a:alpha val="35000"/>
-              </a:srgbClr>
-            </a:outerShdw>
-          </a:effectLst>
-          <a:scene3d>
-            <a:camera prst="orthographicFront">
-              <a:rot lat="0" lon="0" rev="0"/>
-            </a:camera>
-            <a:lightRig rig="threePt" dir="t">
-              <a:rot lat="0" lon="0" rev="1200000"/>
-            </a:lightRig>
-          </a:scene3d>
-          <a:sp3d>
-            <a:bevelT w="63500" h="25400"/>
-          </a:sp3d>
         </a:effectStyle>
       </a:effectStyleLst>
       <a:bgFillStyleLst>
         <a:solidFill>
           <a:schemeClr val="phClr"/>
         </a:solidFill>
+        <a:solidFill>
+          <a:schemeClr val="phClr">
+            <a:tint val="95000"/>
+            <a:satMod val="170000"/>
+          </a:schemeClr>
+        </a:solidFill>
         <a:gradFill rotWithShape="1">
           <a:gsLst>
             <a:gs pos="0">
               <a:schemeClr val="phClr">
-                <a:tint val="40000"/>
-                <a:satMod val="350000"/>
+                <a:tint val="93000"/>
+                <a:satMod val="150000"/>
+                <a:shade val="98000"/>
+                <a:lumMod val="102000"/>
               </a:schemeClr>
             </a:gs>
-            <a:gs pos="40000">
+            <a:gs pos="50000">
               <a:schemeClr val="phClr">
-                <a:tint val="45000"/>
-                <a:shade val="99000"/>
-                <a:satMod val="350000"/>
+                <a:tint val="98000"/>
+                <a:satMod val="130000"/>
+                <a:shade val="90000"/>
+                <a:lumMod val="103000"/>
               </a:schemeClr>
             </a:gs>
             <a:gs pos="100000">
               <a:schemeClr val="phClr">
-                <a:shade val="20000"/>
-                <a:satMod val="255000"/>
+                <a:shade val="63000"/>
+                <a:satMod val="120000"/>
               </a:schemeClr>
             </a:gs>
           </a:gsLst>
-          <a:path path="circle">
-            <a:fillToRect l="50000" t="-80000" r="50000" b="180000"/>
-          </a:path>
-        </a:gradFill>
-        <a:gradFill rotWithShape="1">
-          <a:gsLst>
-            <a:gs pos="0">
-              <a:schemeClr val="phClr">
-                <a:tint val="80000"/>
-                <a:satMod val="300000"/>
-              </a:schemeClr>
-            </a:gs>
-            <a:gs pos="100000">
-              <a:schemeClr val="phClr">
-                <a:shade val="30000"/>
-                <a:satMod val="200000"/>
-              </a:schemeClr>
-            </a:gs>
-          </a:gsLst>
-          <a:path path="circle">
-            <a:fillToRect l="50000" t="50000" r="50000" b="50000"/>
-          </a:path>
+          <a:lin ang="5400000" scaled="0"/>
         </a:gradFill>
       </a:bgFillStyleLst>
     </a:fmtScheme>
   </a:themeElements>
   <a:objectDefaults/>
   <a:extraClrSchemeLst/>
+  <a:extLst>
+    <a:ext uri="{05A4C25C-085E-4340-85A3-A5531E510DB2}">
+      <thm15:themeFamily xmlns:thm15="http://schemas.microsoft.com/office/thememl/2012/main" name="Office Theme" id="{62F939B6-93AF-4DB8-9C6B-D6C7DFDC589F}" vid="{4A3C46E8-61CC-4603-A589-7422A47A8E4A}"/>
+    </a:ext>
+  </a:extLst>
 </a:theme>
+</file>
+
+<file path=customXml/item1.xml><?xml version="1.0" encoding="utf-8"?>
+<b:Sources xmlns:b="http://schemas.openxmlformats.org/officeDocument/2006/bibliography" xmlns="http://schemas.openxmlformats.org/officeDocument/2006/bibliography" SelectedStyle="\APASixthEditionOfficeOnline.xsl" StyleName="APA" Version="6"/>
+</file>
+
+<file path=customXml/itemProps1.xml><?xml version="1.0" encoding="utf-8"?>
+<ds:datastoreItem xmlns:ds="http://schemas.openxmlformats.org/officeDocument/2006/customXml" ds:itemID="{090EA4EA-CBC8-4223-BEC5-693EA934CD76}">
+  <ds:schemaRefs>
+    <ds:schemaRef ds:uri="http://schemas.openxmlformats.org/officeDocument/2006/bibliography"/>
+  </ds:schemaRefs>
+</ds:datastoreItem>
 </file>